--- a/docs/05-功能清单.docx
+++ b/docs/05-功能清单.docx
@@ -1857,6 +1857,40 @@
           </w:p>
         </w:tc>
       </w:tr>
+      <w:tr>
+        <w:tc>
+          <w:tcPr>
+            <w:tcW w:type="dxa" w:w="4320"/>
+          </w:tcPr>
+          <w:p>
+            <w:r/>
+            <w:r>
+              <w:rPr>
+                <w:rFonts w:ascii="宋体" w:hAnsi="宋体" w:eastAsia="宋体"/>
+                <w:b w:val="0"/>
+                <w:sz w:val="19"/>
+              </w:rPr>
+              <w:t>演示课件 PPT</w:t>
+            </w:r>
+          </w:p>
+        </w:tc>
+        <w:tc>
+          <w:tcPr>
+            <w:tcW w:type="dxa" w:w="4320"/>
+          </w:tcPr>
+          <w:p>
+            <w:r/>
+            <w:r>
+              <w:rPr>
+                <w:rFonts w:ascii="宋体" w:hAnsi="宋体" w:eastAsia="宋体"/>
+                <w:b w:val="0"/>
+                <w:sz w:val="19"/>
+              </w:rPr>
+              <w:t>`字生-演示课件.pptx`（15 页，深色墨金风，含讲稿备注；`tools/build_ppt.py` 可复现生成）</w:t>
+            </w:r>
+          </w:p>
+        </w:tc>
+      </w:tr>
     </w:tbl>
     <w:p/>
     <w:sectPr>

--- a/docs/05-功能清单.docx
+++ b/docs/05-功能清单.docx
@@ -847,7 +847,7 @@
                 <w:b w:val="0"/>
                 <w:sz w:val="19"/>
               </w:rPr>
-              <w:t xml:space="preserve">（10 题·看甲骨猜今字）→ </w:t>
+              <w:t xml:space="preserve"> → </w:t>
             </w:r>
             <w:r>
               <w:rPr>
@@ -863,7 +863,7 @@
                 <w:b w:val="0"/>
                 <w:sz w:val="19"/>
               </w:rPr>
-              <w:t xml:space="preserve">（6 题·选本义）→ </w:t>
+              <w:t xml:space="preserve"> → </w:t>
             </w:r>
             <w:r>
               <w:rPr>
@@ -879,7 +879,39 @@
                 <w:b w:val="0"/>
                 <w:sz w:val="19"/>
               </w:rPr>
-              <w:t>（4 题·比年代先后）；实时总分；答对附释读讲解；题目以点云呈现</w:t>
+              <w:t>，</w:t>
+            </w:r>
+            <w:r>
+              <w:rPr>
+                <w:rFonts w:ascii="宋体" w:hAnsi="宋体" w:eastAsia="宋体"/>
+                <w:b/>
+                <w:sz w:val="19"/>
+              </w:rPr>
+              <w:t>三档难度可选</w:t>
+            </w:r>
+            <w:r>
+              <w:rPr>
+                <w:rFonts w:ascii="宋体" w:hAnsi="宋体" w:eastAsia="宋体"/>
+                <w:b w:val="0"/>
+                <w:sz w:val="19"/>
+              </w:rPr>
+              <w:t>（简单 13 题·干扰字形相差远；普通 20 题·默认；困难 25 题·认形从全量字库随机抽取且干扰同部首、辨体比相邻字体）；每轮随机抽题、</w:t>
+            </w:r>
+            <w:r>
+              <w:rPr>
+                <w:rFonts w:ascii="宋体" w:hAnsi="宋体" w:eastAsia="宋体"/>
+                <w:b/>
+                <w:sz w:val="19"/>
+              </w:rPr>
+              <w:t>跨轮不重样</w:t>
+            </w:r>
+            <w:r>
+              <w:rPr>
+                <w:rFonts w:ascii="宋体" w:hAnsi="宋体" w:eastAsia="宋体"/>
+                <w:b w:val="0"/>
+                <w:sz w:val="19"/>
+              </w:rPr>
+              <w:t>；实时总分；答对附释读讲解；题目以点云呈现</w:t>
             </w:r>
           </w:p>
         </w:tc>
